--- a/Seminar.docx
+++ b/Seminar.docx
@@ -1665,17 +1665,7 @@
           <w:sz w:val="20"/>
           <w:szCs w:val="20"/>
         </w:rPr>
-        <w:t>Es handelt sich um eine Datenstruktur in Form eines Binärbaums, der in Bitcoin und Kryptowährung weit verbreitet ist und zur effizienteren und sichereren Codierung von Daten verwendet wird.</w:t>
-      </w:r>
-      <w:r>
-        <w:rPr>
-          <w:rFonts w:ascii="Arial" w:eastAsia="Times New Roman" w:hAnsi="Arial" w:cs="Arial"/>
-          <w:color w:val="00B050"/>
-          <w:spacing w:val="1"/>
-          <w:sz w:val="20"/>
-          <w:szCs w:val="20"/>
-        </w:rPr>
-        <w:t xml:space="preserve"> </w:t>
+        <w:t xml:space="preserve">Es handelt sich um eine Datenstruktur in Form eines Binärbaums, der in Bitcoin und Kryptowährung weit verbreitet ist und zur effizienteren und sichereren Codierung von Daten verwendet wird. </w:t>
       </w:r>
     </w:p>
     <w:p>
@@ -2641,15 +2631,487 @@
           <w:szCs w:val="20"/>
         </w:rPr>
       </w:pPr>
-    </w:p>
-    <w:p>
-      <w:pPr>
-        <w:rPr>
-          <w:rFonts w:cstheme="minorHAnsi"/>
-          <w:sz w:val="20"/>
-          <w:szCs w:val="20"/>
-        </w:rPr>
-      </w:pPr>
+      <w:r>
+        <w:rPr>
+          <w:rFonts w:cstheme="minorHAnsi"/>
+          <w:sz w:val="20"/>
+          <w:szCs w:val="20"/>
+        </w:rPr>
+        <w:t xml:space="preserve">Das Grundprinzip von Proof </w:t>
+      </w:r>
+      <w:proofErr w:type="spellStart"/>
+      <w:r>
+        <w:rPr>
+          <w:rFonts w:cstheme="minorHAnsi"/>
+          <w:sz w:val="20"/>
+          <w:szCs w:val="20"/>
+        </w:rPr>
+        <w:t>of</w:t>
+      </w:r>
+      <w:proofErr w:type="spellEnd"/>
+      <w:r>
+        <w:rPr>
+          <w:rFonts w:cstheme="minorHAnsi"/>
+          <w:sz w:val="20"/>
+          <w:szCs w:val="20"/>
+        </w:rPr>
+        <w:t xml:space="preserve"> Work basiert auf der Idee, dass Miner im Netzwerk nachweisen müssen, dass sie einen gewissen Aufwand aufgebracht haben, um einen Block zu erzeugen. Dies stellt mehrere fundamentale Prinzipien von Kryptowährungen wie Bitcoin sicher.</w:t>
+      </w:r>
+    </w:p>
+    <w:p>
+      <w:pPr>
+        <w:rPr>
+          <w:rFonts w:cstheme="minorHAnsi"/>
+          <w:sz w:val="20"/>
+          <w:szCs w:val="20"/>
+        </w:rPr>
+      </w:pPr>
+    </w:p>
+    <w:p>
+      <w:pPr>
+        <w:rPr>
+          <w:rFonts w:cstheme="minorHAnsi"/>
+          <w:sz w:val="20"/>
+          <w:szCs w:val="20"/>
+        </w:rPr>
+      </w:pPr>
+      <w:r>
+        <w:rPr>
+          <w:rFonts w:cstheme="minorHAnsi"/>
+          <w:sz w:val="20"/>
+          <w:szCs w:val="20"/>
+          <w:lang w:val="en-US"/>
+        </w:rPr>
+        <w:t xml:space="preserve">The difficulty (difficulty) of finding a valid hash for the block header is selected in such a way that a new block enters the network about every ten minutes – and with it a certain number of BTC. </w:t>
+      </w:r>
+      <w:r>
+        <w:rPr>
+          <w:rFonts w:cstheme="minorHAnsi"/>
+          <w:sz w:val="20"/>
+          <w:szCs w:val="20"/>
+        </w:rPr>
+        <w:t xml:space="preserve">This </w:t>
+      </w:r>
+      <w:proofErr w:type="spellStart"/>
+      <w:r>
+        <w:rPr>
+          <w:rFonts w:cstheme="minorHAnsi"/>
+          <w:sz w:val="20"/>
+          <w:szCs w:val="20"/>
+        </w:rPr>
+        <w:t>ensures</w:t>
+      </w:r>
+      <w:proofErr w:type="spellEnd"/>
+      <w:r>
+        <w:rPr>
+          <w:rFonts w:cstheme="minorHAnsi"/>
+          <w:sz w:val="20"/>
+          <w:szCs w:val="20"/>
+        </w:rPr>
+        <w:t xml:space="preserve"> </w:t>
+      </w:r>
+      <w:proofErr w:type="spellStart"/>
+      <w:r>
+        <w:rPr>
+          <w:rFonts w:cstheme="minorHAnsi"/>
+          <w:sz w:val="20"/>
+          <w:szCs w:val="20"/>
+        </w:rPr>
+        <w:t>the</w:t>
+      </w:r>
+      <w:proofErr w:type="spellEnd"/>
+      <w:r>
+        <w:rPr>
+          <w:rFonts w:cstheme="minorHAnsi"/>
+          <w:sz w:val="20"/>
+          <w:szCs w:val="20"/>
+        </w:rPr>
+        <w:t xml:space="preserve"> </w:t>
+      </w:r>
+      <w:proofErr w:type="spellStart"/>
+      <w:r>
+        <w:rPr>
+          <w:rFonts w:cstheme="minorHAnsi"/>
+          <w:sz w:val="20"/>
+          <w:szCs w:val="20"/>
+        </w:rPr>
+        <w:t>algorithmic</w:t>
+      </w:r>
+      <w:proofErr w:type="spellEnd"/>
+      <w:r>
+        <w:rPr>
+          <w:rFonts w:cstheme="minorHAnsi"/>
+          <w:sz w:val="20"/>
+          <w:szCs w:val="20"/>
+        </w:rPr>
+        <w:t xml:space="preserve"> </w:t>
+      </w:r>
+      <w:proofErr w:type="spellStart"/>
+      <w:r>
+        <w:rPr>
+          <w:rFonts w:cstheme="minorHAnsi"/>
+          <w:sz w:val="20"/>
+          <w:szCs w:val="20"/>
+        </w:rPr>
+        <w:t>money</w:t>
+      </w:r>
+      <w:proofErr w:type="spellEnd"/>
+      <w:r>
+        <w:rPr>
+          <w:rFonts w:cstheme="minorHAnsi"/>
+          <w:sz w:val="20"/>
+          <w:szCs w:val="20"/>
+        </w:rPr>
+        <w:t xml:space="preserve"> </w:t>
+      </w:r>
+      <w:proofErr w:type="spellStart"/>
+      <w:r>
+        <w:rPr>
+          <w:rFonts w:cstheme="minorHAnsi"/>
+          <w:sz w:val="20"/>
+          <w:szCs w:val="20"/>
+        </w:rPr>
+        <w:t>supply</w:t>
+      </w:r>
+      <w:proofErr w:type="spellEnd"/>
+      <w:r>
+        <w:rPr>
+          <w:rFonts w:cstheme="minorHAnsi"/>
+          <w:sz w:val="20"/>
+          <w:szCs w:val="20"/>
+        </w:rPr>
+        <w:t xml:space="preserve"> </w:t>
+      </w:r>
+      <w:proofErr w:type="spellStart"/>
+      <w:r>
+        <w:rPr>
+          <w:rFonts w:cstheme="minorHAnsi"/>
+          <w:sz w:val="20"/>
+          <w:szCs w:val="20"/>
+        </w:rPr>
+        <w:t>growth</w:t>
+      </w:r>
+      <w:proofErr w:type="spellEnd"/>
+      <w:r>
+        <w:rPr>
+          <w:rFonts w:cstheme="minorHAnsi"/>
+          <w:sz w:val="20"/>
+          <w:szCs w:val="20"/>
+        </w:rPr>
+        <w:t>.</w:t>
+      </w:r>
+    </w:p>
+    <w:p>
+      <w:pPr>
+        <w:rPr>
+          <w:rFonts w:cstheme="minorHAnsi"/>
+          <w:sz w:val="20"/>
+          <w:szCs w:val="20"/>
+        </w:rPr>
+      </w:pPr>
+    </w:p>
+    <w:p>
+      <w:pPr>
+        <w:rPr>
+          <w:rFonts w:cstheme="minorHAnsi"/>
+          <w:sz w:val="20"/>
+          <w:szCs w:val="20"/>
+          <w:lang w:val="en-US"/>
+        </w:rPr>
+      </w:pPr>
+      <w:r>
+        <w:rPr>
+          <w:rFonts w:cstheme="minorHAnsi"/>
+          <w:sz w:val="20"/>
+          <w:szCs w:val="20"/>
+          <w:lang w:val="en-US"/>
+        </w:rPr>
+        <w:t>The hash function gives a</w:t>
+      </w:r>
+      <w:r>
+        <w:rPr>
+          <w:rFonts w:cstheme="minorHAnsi"/>
+          <w:sz w:val="20"/>
+          <w:szCs w:val="20"/>
+          <w:lang w:val="en-US"/>
+        </w:rPr>
+        <w:t>n</w:t>
+      </w:r>
+      <w:r>
+        <w:rPr>
+          <w:rFonts w:cstheme="minorHAnsi"/>
+          <w:sz w:val="20"/>
+          <w:szCs w:val="20"/>
+          <w:lang w:val="en-US"/>
+        </w:rPr>
+        <w:t xml:space="preserve"> unpredictable result, that's why</w:t>
+      </w:r>
+      <w:r>
+        <w:rPr>
+          <w:rFonts w:cstheme="minorHAnsi"/>
+          <w:sz w:val="20"/>
+          <w:szCs w:val="20"/>
+          <w:lang w:val="en-US"/>
+        </w:rPr>
+        <w:t xml:space="preserve"> </w:t>
+      </w:r>
+      <w:r>
+        <w:rPr>
+          <w:rFonts w:cstheme="minorHAnsi"/>
+          <w:sz w:val="20"/>
+          <w:szCs w:val="20"/>
+          <w:lang w:val="en-US"/>
+        </w:rPr>
+        <w:t>we should ask the question "What are the string</w:t>
+      </w:r>
+      <w:r>
+        <w:rPr>
+          <w:rFonts w:cstheme="minorHAnsi"/>
+          <w:sz w:val="20"/>
+          <w:szCs w:val="20"/>
+          <w:lang w:val="en-US"/>
+        </w:rPr>
+        <w:t>s</w:t>
+      </w:r>
+      <w:r>
+        <w:rPr>
+          <w:rFonts w:cstheme="minorHAnsi"/>
+          <w:sz w:val="20"/>
+          <w:szCs w:val="20"/>
+          <w:lang w:val="en-US"/>
+        </w:rPr>
+        <w:t xml:space="preserve"> input to give to</w:t>
+      </w:r>
+      <w:r>
+        <w:rPr>
+          <w:rFonts w:cstheme="minorHAnsi"/>
+          <w:sz w:val="20"/>
+          <w:szCs w:val="20"/>
+          <w:lang w:val="en-US"/>
+        </w:rPr>
+        <w:t xml:space="preserve"> the</w:t>
+      </w:r>
+      <w:r>
+        <w:rPr>
+          <w:rFonts w:cstheme="minorHAnsi"/>
+          <w:sz w:val="20"/>
+          <w:szCs w:val="20"/>
+          <w:lang w:val="en-US"/>
+        </w:rPr>
+        <w:t xml:space="preserve"> hash function to produce </w:t>
+      </w:r>
+      <w:r>
+        <w:rPr>
+          <w:rFonts w:cstheme="minorHAnsi"/>
+          <w:sz w:val="20"/>
+          <w:szCs w:val="20"/>
+          <w:lang w:val="en-US"/>
+        </w:rPr>
+        <w:t>an</w:t>
+      </w:r>
+      <w:r>
+        <w:rPr>
+          <w:rFonts w:cstheme="minorHAnsi"/>
+          <w:sz w:val="20"/>
+          <w:szCs w:val="20"/>
+          <w:lang w:val="en-US"/>
+        </w:rPr>
+        <w:t xml:space="preserve"> exact </w:t>
+      </w:r>
+      <w:r>
+        <w:rPr>
+          <w:rFonts w:cstheme="minorHAnsi"/>
+          <w:sz w:val="20"/>
+          <w:szCs w:val="20"/>
+          <w:lang w:val="en-US"/>
+        </w:rPr>
+        <w:t>value</w:t>
+      </w:r>
+      <w:r>
+        <w:rPr>
+          <w:rFonts w:cstheme="minorHAnsi"/>
+          <w:sz w:val="20"/>
+          <w:szCs w:val="20"/>
+          <w:lang w:val="en-US"/>
+        </w:rPr>
+        <w:t>?</w:t>
+      </w:r>
+      <w:r>
+        <w:rPr>
+          <w:rFonts w:cstheme="minorHAnsi"/>
+          <w:sz w:val="20"/>
+          <w:szCs w:val="20"/>
+          <w:lang w:val="en-US"/>
+        </w:rPr>
+        <w:t>"</w:t>
+      </w:r>
+      <w:r>
+        <w:rPr>
+          <w:rFonts w:cstheme="minorHAnsi"/>
+          <w:sz w:val="20"/>
+          <w:szCs w:val="20"/>
+          <w:lang w:val="en-US"/>
+        </w:rPr>
+        <w:t xml:space="preserve">. </w:t>
+      </w:r>
+      <w:r>
+        <w:rPr>
+          <w:rFonts w:cstheme="minorHAnsi"/>
+          <w:sz w:val="20"/>
+          <w:szCs w:val="20"/>
+          <w:lang w:val="en-US"/>
+        </w:rPr>
+        <w:t xml:space="preserve">Because the most property known about the hash function that no one can </w:t>
+      </w:r>
+      <w:r>
+        <w:rPr>
+          <w:rFonts w:cstheme="minorHAnsi"/>
+          <w:sz w:val="20"/>
+          <w:szCs w:val="20"/>
+          <w:lang w:val="en-US"/>
+        </w:rPr>
+        <w:t>easily reverse</w:t>
+      </w:r>
+      <w:r>
+        <w:rPr>
+          <w:rFonts w:cstheme="minorHAnsi"/>
+          <w:sz w:val="20"/>
+          <w:szCs w:val="20"/>
+          <w:lang w:val="en-US"/>
+        </w:rPr>
+        <w:t xml:space="preserve"> the operation, in other ways miner can't easily reverse the obtained string and get the input of the </w:t>
+      </w:r>
+      <w:r>
+        <w:rPr>
+          <w:rFonts w:cstheme="minorHAnsi"/>
+          <w:sz w:val="20"/>
+          <w:szCs w:val="20"/>
+          <w:lang w:val="en-US"/>
+        </w:rPr>
+        <w:t>hash function</w:t>
+      </w:r>
+    </w:p>
+    <w:p>
+      <w:pPr>
+        <w:rPr>
+          <w:rFonts w:cstheme="minorHAnsi"/>
+          <w:sz w:val="20"/>
+          <w:szCs w:val="20"/>
+          <w:lang w:val="en-US"/>
+        </w:rPr>
+      </w:pPr>
+    </w:p>
+    <w:p>
+      <w:pPr>
+        <w:rPr>
+          <w:rFonts w:cstheme="minorHAnsi"/>
+          <w:sz w:val="20"/>
+          <w:szCs w:val="20"/>
+          <w:lang w:val="en-US"/>
+        </w:rPr>
+      </w:pPr>
+      <w:r>
+        <w:rPr>
+          <w:rFonts w:cstheme="minorHAnsi"/>
+          <w:sz w:val="20"/>
+          <w:szCs w:val="20"/>
+          <w:lang w:val="en-US"/>
+        </w:rPr>
+        <w:t>That’s why there is concept of mining, the miners are trying to guess the nonce and the order of every parameter that the hash function will take it as a one string and produce a result. There a billiard of operations performed by the miner to reach the value of the input.</w:t>
+      </w:r>
+    </w:p>
+    <w:p>
+      <w:pPr>
+        <w:rPr>
+          <w:rFonts w:cstheme="minorHAnsi"/>
+          <w:sz w:val="20"/>
+          <w:szCs w:val="20"/>
+          <w:lang w:val="en-US"/>
+        </w:rPr>
+      </w:pPr>
+    </w:p>
+    <w:p>
+      <w:pPr>
+        <w:rPr>
+          <w:rFonts w:cstheme="minorHAnsi"/>
+          <w:sz w:val="20"/>
+          <w:szCs w:val="20"/>
+        </w:rPr>
+      </w:pPr>
+      <w:r>
+        <w:rPr>
+          <w:rFonts w:cstheme="minorHAnsi"/>
+          <w:sz w:val="20"/>
+          <w:szCs w:val="20"/>
+        </w:rPr>
+        <w:t>Die Schwierigkeit besteht darin, die gewünschte Hash-Ausgabe zu finden.</w:t>
+      </w:r>
+      <w:r>
+        <w:rPr>
+          <w:rFonts w:cstheme="minorHAnsi"/>
+          <w:sz w:val="20"/>
+          <w:szCs w:val="20"/>
+        </w:rPr>
+        <w:t xml:space="preserve"> </w:t>
+      </w:r>
+      <w:r>
+        <w:rPr>
+          <w:rFonts w:cstheme="minorHAnsi"/>
+          <w:sz w:val="20"/>
+          <w:szCs w:val="20"/>
+        </w:rPr>
+        <w:t>Zum Beispiel Bitcoin, es wird eine Frage gestellt:</w:t>
+      </w:r>
+      <w:r>
+        <w:rPr>
+          <w:rFonts w:cstheme="minorHAnsi"/>
+          <w:sz w:val="20"/>
+          <w:szCs w:val="20"/>
+        </w:rPr>
+        <w:t xml:space="preserve"> </w:t>
+      </w:r>
+      <w:r>
+        <w:rPr>
+          <w:rFonts w:cstheme="minorHAnsi"/>
+          <w:sz w:val="20"/>
+          <w:szCs w:val="20"/>
+        </w:rPr>
+        <w:t>Wie viele Nullen soll die Ausgabe am Anfang des Strings haben.</w:t>
+      </w:r>
+      <w:r>
+        <w:rPr>
+          <w:rFonts w:ascii="Segoe UI" w:hAnsi="Segoe UI" w:cs="Segoe UI"/>
+          <w:color w:val="404040"/>
+          <w:shd w:val="clear" w:color="auto" w:fill="FFFFFF"/>
+        </w:rPr>
+        <w:t xml:space="preserve"> </w:t>
+      </w:r>
+      <w:r>
+        <w:rPr>
+          <w:rFonts w:ascii="Segoe UI" w:hAnsi="Segoe UI" w:cs="Segoe UI"/>
+          <w:color w:val="404040"/>
+          <w:shd w:val="clear" w:color="auto" w:fill="FFFFFF"/>
+        </w:rPr>
+        <w:t xml:space="preserve">Je mehr Nullen gefordert </w:t>
+      </w:r>
+      <w:proofErr w:type="gramStart"/>
+      <w:r>
+        <w:rPr>
+          <w:rFonts w:ascii="Segoe UI" w:hAnsi="Segoe UI" w:cs="Segoe UI"/>
+          <w:color w:val="404040"/>
+          <w:shd w:val="clear" w:color="auto" w:fill="FFFFFF"/>
+        </w:rPr>
+        <w:t>sind</w:t>
+      </w:r>
+      <w:proofErr w:type="gramEnd"/>
+      <w:r>
+        <w:rPr>
+          <w:rFonts w:ascii="Segoe UI" w:hAnsi="Segoe UI" w:cs="Segoe UI"/>
+          <w:color w:val="404040"/>
+          <w:shd w:val="clear" w:color="auto" w:fill="FFFFFF"/>
+        </w:rPr>
+        <w:t>, desto schwieriger wird es schließlich, den Output zu finden.</w:t>
+      </w:r>
     </w:p>
     <w:p>
       <w:pPr>
@@ -3808,6 +4270,21 @@
 </file>
 
 <file path=customXml/item1.xml><?xml version="1.0" encoding="utf-8"?>
+<p:properties xmlns:p="http://schemas.microsoft.com/office/2006/metadata/properties" xmlns:xsi="http://www.w3.org/2001/XMLSchema-instance" xmlns:pc="http://schemas.microsoft.com/office/infopath/2007/PartnerControls">
+  <documentManagement/>
+</p:properties>
+</file>
+
+<file path=customXml/item2.xml><?xml version="1.0" encoding="utf-8"?>
+<?mso-contentType ?>
+<FormTemplates xmlns="http://schemas.microsoft.com/sharepoint/v3/contenttype/forms">
+  <Display>DocumentLibraryForm</Display>
+  <Edit>DocumentLibraryForm</Edit>
+  <New>DocumentLibraryForm</New>
+</FormTemplates>
+</file>
+
+<file path=customXml/item3.xml><?xml version="1.0" encoding="utf-8"?>
 <ct:contentTypeSchema xmlns:ct="http://schemas.microsoft.com/office/2006/metadata/contentType" xmlns:ma="http://schemas.microsoft.com/office/2006/metadata/properties/metaAttributes" ct:_="" ma:_="" ma:contentTypeName="Dokument" ma:contentTypeID="0x0101009FFAD0B09E246943A12C68A190120325" ma:contentTypeVersion="2" ma:contentTypeDescription="Ein neues Dokument erstellen." ma:contentTypeScope="" ma:versionID="5fc4b9ef09d266f20465d5f1b8eda2d7">
   <xsd:schema xmlns:xsd="http://www.w3.org/2001/XMLSchema" xmlns:xs="http://www.w3.org/2001/XMLSchema" xmlns:p="http://schemas.microsoft.com/office/2006/metadata/properties" xmlns:ns3="044ce678-ac7c-4150-9bde-fad8a82ff27c" targetNamespace="http://schemas.microsoft.com/office/2006/metadata/properties" ma:root="true" ma:fieldsID="623afb8bc2de65a1f4a969ad8d093529" ns3:_="">
     <xsd:import namespace="044ce678-ac7c-4150-9bde-fad8a82ff27c"/>
@@ -3939,22 +4416,24 @@
 </ct:contentTypeSchema>
 </file>
 
-<file path=customXml/item2.xml><?xml version="1.0" encoding="utf-8"?>
-<?mso-contentType ?>
-<FormTemplates xmlns="http://schemas.microsoft.com/sharepoint/v3/contenttype/forms">
-  <Display>DocumentLibraryForm</Display>
-  <Edit>DocumentLibraryForm</Edit>
-  <New>DocumentLibraryForm</New>
-</FormTemplates>
+<file path=customXml/itemProps1.xml><?xml version="1.0" encoding="utf-8"?>
+<ds:datastoreItem xmlns:ds="http://schemas.openxmlformats.org/officeDocument/2006/customXml" ds:itemID="{5427E80C-0410-4338-8FE2-CA495EEF6861}">
+  <ds:schemaRefs>
+    <ds:schemaRef ds:uri="http://schemas.microsoft.com/office/2006/metadata/properties"/>
+    <ds:schemaRef ds:uri="http://schemas.microsoft.com/office/infopath/2007/PartnerControls"/>
+  </ds:schemaRefs>
+</ds:datastoreItem>
 </file>
 
-<file path=customXml/item3.xml><?xml version="1.0" encoding="utf-8"?>
-<p:properties xmlns:p="http://schemas.microsoft.com/office/2006/metadata/properties" xmlns:xsi="http://www.w3.org/2001/XMLSchema-instance" xmlns:pc="http://schemas.microsoft.com/office/infopath/2007/PartnerControls">
-  <documentManagement/>
-</p:properties>
+<file path=customXml/itemProps2.xml><?xml version="1.0" encoding="utf-8"?>
+<ds:datastoreItem xmlns:ds="http://schemas.openxmlformats.org/officeDocument/2006/customXml" ds:itemID="{B39CAAEB-F756-441A-9F0F-F08574C0EE51}">
+  <ds:schemaRefs>
+    <ds:schemaRef ds:uri="http://schemas.microsoft.com/sharepoint/v3/contenttype/forms"/>
+  </ds:schemaRefs>
+</ds:datastoreItem>
 </file>
 
-<file path=customXml/itemProps1.xml><?xml version="1.0" encoding="utf-8"?>
+<file path=customXml/itemProps3.xml><?xml version="1.0" encoding="utf-8"?>
 <ds:datastoreItem xmlns:ds="http://schemas.openxmlformats.org/officeDocument/2006/customXml" ds:itemID="{42DCA2B2-00ED-4A9F-ACAF-7B470ACF3F67}">
   <ds:schemaRefs>
     <ds:schemaRef ds:uri="http://schemas.microsoft.com/office/2006/metadata/contentType"/>
@@ -3970,21 +4449,4 @@
     <ds:schemaRef ds:uri="http://schemas.microsoft.com/internal/obd"/>
   </ds:schemaRefs>
 </ds:datastoreItem>
-</file>
-
-<file path=customXml/itemProps2.xml><?xml version="1.0" encoding="utf-8"?>
-<ds:datastoreItem xmlns:ds="http://schemas.openxmlformats.org/officeDocument/2006/customXml" ds:itemID="{B39CAAEB-F756-441A-9F0F-F08574C0EE51}">
-  <ds:schemaRefs>
-    <ds:schemaRef ds:uri="http://schemas.microsoft.com/sharepoint/v3/contenttype/forms"/>
-  </ds:schemaRefs>
-</ds:datastoreItem>
-</file>
-
-<file path=customXml/itemProps3.xml><?xml version="1.0" encoding="utf-8"?>
-<ds:datastoreItem xmlns:ds="http://schemas.openxmlformats.org/officeDocument/2006/customXml" ds:itemID="{5427E80C-0410-4338-8FE2-CA495EEF6861}">
-  <ds:schemaRefs>
-    <ds:schemaRef ds:uri="http://schemas.microsoft.com/office/2006/metadata/properties"/>
-    <ds:schemaRef ds:uri="http://schemas.microsoft.com/office/infopath/2007/PartnerControls"/>
-  </ds:schemaRefs>
-</ds:datastoreItem>
 </file>